--- a/docs/Livin_Prototype.docx
+++ b/docs/Livin_Prototype.docx
@@ -140,12 +140,12 @@
           <wp:inline distB="114300" distT="114300" distL="114300" distR="114300">
             <wp:extent cx="5731200" cy="5016500"/>
             <wp:effectExtent b="0" l="0" r="0" t="0"/>
-            <wp:docPr id="3" name="image4.png"/>
+            <wp:docPr id="3" name="image2.png"/>
             <a:graphic>
               <a:graphicData uri="http://schemas.openxmlformats.org/drawingml/2006/picture">
                 <pic:pic>
                   <pic:nvPicPr>
-                    <pic:cNvPr id="0" name="image4.png"/>
+                    <pic:cNvPr id="0" name="image2.png"/>
                     <pic:cNvPicPr preferRelativeResize="0"/>
                   </pic:nvPicPr>
                   <pic:blipFill>
@@ -210,12 +210,12 @@
           <wp:inline distB="114300" distT="114300" distL="114300" distR="114300">
             <wp:extent cx="5731200" cy="5118100"/>
             <wp:effectExtent b="0" l="0" r="0" t="0"/>
-            <wp:docPr id="2" name="image2.png"/>
+            <wp:docPr id="2" name="image3.png"/>
             <a:graphic>
               <a:graphicData uri="http://schemas.openxmlformats.org/drawingml/2006/picture">
                 <pic:pic>
                   <pic:nvPicPr>
-                    <pic:cNvPr id="0" name="image2.png"/>
+                    <pic:cNvPr id="0" name="image3.png"/>
                     <pic:cNvPicPr preferRelativeResize="0"/>
                   </pic:nvPicPr>
                   <pic:blipFill>
@@ -245,12 +245,12 @@
           <wp:inline distB="114300" distT="114300" distL="114300" distR="114300">
             <wp:extent cx="5731200" cy="5016500"/>
             <wp:effectExtent b="0" l="0" r="0" t="0"/>
-            <wp:docPr id="4" name="image3.png"/>
+            <wp:docPr id="4" name="image4.png"/>
             <a:graphic>
               <a:graphicData uri="http://schemas.openxmlformats.org/drawingml/2006/picture">
                 <pic:pic>
                   <pic:nvPicPr>
-                    <pic:cNvPr id="0" name="image3.png"/>
+                    <pic:cNvPr id="0" name="image4.png"/>
                     <pic:cNvPicPr preferRelativeResize="0"/>
                   </pic:nvPicPr>
                   <pic:blipFill>
